--- a/WebContent/docx/KRAS基因报告模板.docx
+++ b/WebContent/docx/KRAS基因报告模板.docx
@@ -829,17 +829,7 @@
                 <w:sz w:val="24"/>
                 <w:szCs w:val="24"/>
               </w:rPr>
-              <w:t>送检医生：</w:t>
-            </w:r>
-            <w:r>
-              <w:rPr>
-                <w:rFonts w:hint="eastAsia" w:ascii="Times New Roman" w:hAnsi="Times New Roman" w:eastAsia="微软雅黑" w:cs="微软雅黑"/>
-                <w:bCs/>
-                <w:color w:val="000000"/>
-                <w:sz w:val="24"/>
-                <w:szCs w:val="24"/>
-              </w:rPr>
-              <w:t>{{ doctorname }}</w:t>
+              <w:t>订单编号：-</w:t>
             </w:r>
           </w:p>
         </w:tc>
@@ -991,7 +981,6 @@
               </w:rPr>
               <w:t>标本类型：</w:t>
             </w:r>
-            <w:bookmarkStart w:id="17" w:name="_GoBack"/>
             <w:r>
               <w:rPr>
                 <w:rFonts w:hint="eastAsia" w:ascii="Times New Roman" w:hAnsi="Times New Roman" w:eastAsia="微软雅黑" w:cs="微软雅黑"/>
@@ -1003,7 +992,6 @@
               </w:rPr>
               <w:t>{{ specimentype }}</w:t>
             </w:r>
-            <w:bookmarkEnd w:id="17"/>
           </w:p>
         </w:tc>
         <w:tc>
@@ -1038,7 +1026,7 @@
                 <w:sz w:val="24"/>
                 <w:szCs w:val="24"/>
               </w:rPr>
-              <w:t>送检时间：</w:t>
+              <w:t>接收时间：</w:t>
             </w:r>
             <w:r>
               <w:rPr>
@@ -1048,7 +1036,7 @@
                 <w:sz w:val="24"/>
                 <w:szCs w:val="24"/>
               </w:rPr>
-              <w:t>{{ commission_date }}</w:t>
+              <w:t>{{ receiveddate }}</w:t>
             </w:r>
           </w:p>
         </w:tc>
@@ -1076,7 +1064,8 @@
         </w:trPr>
         <w:tc>
           <w:tcPr>
-            <w:tcW w:w="1636" w:type="pct"/>
+            <w:tcW w:w="5000" w:type="pct"/>
+            <w:gridSpan w:val="3"/>
             <w:tcBorders>
               <w:tl2br w:val="nil"/>
               <w:tr2bl w:val="nil"/>
@@ -1117,88 +1106,6 @@
                 <w:szCs w:val="24"/>
               </w:rPr>
               <w:t>{{ diseaseName }}</w:t>
-            </w:r>
-          </w:p>
-        </w:tc>
-        <w:tc>
-          <w:tcPr>
-            <w:tcW w:w="1683" w:type="pct"/>
-            <w:tcBorders>
-              <w:tl2br w:val="nil"/>
-              <w:tr2bl w:val="nil"/>
-            </w:tcBorders>
-            <w:shd w:val="clear" w:color="auto" w:fill="auto"/>
-            <w:vAlign w:val="center"/>
-          </w:tcPr>
-          <w:p>
-            <w:pPr>
-              <w:adjustRightInd w:val="0"/>
-              <w:snapToGrid w:val="0"/>
-              <w:spacing w:after="0" w:line="240" w:lineRule="auto"/>
-              <w:jc w:val="both"/>
-              <w:rPr>
-                <w:rFonts w:ascii="Times New Roman" w:hAnsi="Times New Roman" w:eastAsia="微软雅黑" w:cs="微软雅黑"/>
-                <w:bCs/>
-                <w:color w:val="000000"/>
-                <w:sz w:val="24"/>
-                <w:szCs w:val="24"/>
-              </w:rPr>
-            </w:pPr>
-            <w:r>
-              <w:rPr>
-                <w:rFonts w:ascii="Times New Roman" w:hAnsi="Times New Roman" w:eastAsia="微软雅黑" w:cs="微软雅黑"/>
-                <w:bCs/>
-                <w:color w:val="000000"/>
-                <w:sz w:val="24"/>
-                <w:szCs w:val="24"/>
-              </w:rPr>
-              <w:t>订单编号：-</w:t>
-            </w:r>
-          </w:p>
-        </w:tc>
-        <w:tc>
-          <w:tcPr>
-            <w:tcW w:w="1679" w:type="pct"/>
-            <w:tcBorders>
-              <w:tl2br w:val="nil"/>
-              <w:tr2bl w:val="nil"/>
-            </w:tcBorders>
-            <w:shd w:val="clear" w:color="auto" w:fill="auto"/>
-            <w:vAlign w:val="center"/>
-          </w:tcPr>
-          <w:p>
-            <w:pPr>
-              <w:adjustRightInd w:val="0"/>
-              <w:snapToGrid w:val="0"/>
-              <w:spacing w:after="0" w:line="240" w:lineRule="auto"/>
-              <w:jc w:val="both"/>
-              <w:rPr>
-                <w:rFonts w:ascii="Times New Roman" w:hAnsi="Times New Roman" w:eastAsia="微软雅黑" w:cs="微软雅黑"/>
-                <w:bCs/>
-                <w:color w:val="000000"/>
-                <w:sz w:val="24"/>
-                <w:szCs w:val="24"/>
-              </w:rPr>
-            </w:pPr>
-            <w:r>
-              <w:rPr>
-                <w:rFonts w:ascii="Times New Roman" w:hAnsi="Times New Roman" w:eastAsia="微软雅黑" w:cs="微软雅黑"/>
-                <w:bCs/>
-                <w:color w:val="000000"/>
-                <w:sz w:val="24"/>
-                <w:szCs w:val="24"/>
-              </w:rPr>
-              <w:t>接收时间：</w:t>
-            </w:r>
-            <w:r>
-              <w:rPr>
-                <w:rFonts w:hint="eastAsia" w:ascii="Times New Roman" w:hAnsi="Times New Roman" w:eastAsia="微软雅黑" w:cs="微软雅黑"/>
-                <w:bCs/>
-                <w:color w:val="000000"/>
-                <w:sz w:val="24"/>
-                <w:szCs w:val="24"/>
-              </w:rPr>
-              <w:t>{{ receiveddate }}</w:t>
             </w:r>
           </w:p>
         </w:tc>
@@ -3195,25 +3102,26 @@
         <w:rPr>
           <w:rFonts w:ascii="Times New Roman" w:hAnsi="Times New Roman" w:eastAsia="微软雅黑" w:cs="Times New Roman"/>
           <w:bCs/>
+          <w:color w:val="0083C3"/>
           <w:sz w:val="18"/>
           <w:szCs w:val="18"/>
           <w:shd w:val="clear" w:color="auto" w:fill="FFFFFF"/>
           <w:lang w:eastAsia="zh-CN"/>
         </w:rPr>
       </w:pPr>
-      <w:bookmarkStart w:id="0" w:name="_Toc13196_WPSOffice_Level1"/>
-      <w:bookmarkStart w:id="1" w:name="_Toc28240"/>
-      <w:bookmarkStart w:id="2" w:name="_Toc2409"/>
-      <w:bookmarkStart w:id="3" w:name="_Toc22658"/>
-      <w:bookmarkStart w:id="4" w:name="_Toc27302"/>
-      <w:bookmarkStart w:id="5" w:name="_Toc12505"/>
-      <w:bookmarkStart w:id="6" w:name="_Toc21764_WPSOffice_Level1"/>
-      <w:bookmarkStart w:id="7" w:name="_Toc16594"/>
-      <w:bookmarkStart w:id="8" w:name="_Toc1707_WPSOffice_Level1"/>
+      <w:bookmarkStart w:id="0" w:name="_Toc28240"/>
+      <w:bookmarkStart w:id="1" w:name="_Toc1707_WPSOffice_Level1"/>
+      <w:bookmarkStart w:id="2" w:name="_Toc21764_WPSOffice_Level1"/>
+      <w:bookmarkStart w:id="3" w:name="_Toc12505"/>
+      <w:bookmarkStart w:id="4" w:name="_Toc22658"/>
+      <w:bookmarkStart w:id="5" w:name="_Toc13196_WPSOffice_Level1"/>
+      <w:bookmarkStart w:id="6" w:name="_Toc27302"/>
+      <w:bookmarkStart w:id="7" w:name="_Toc2409"/>
+      <w:bookmarkStart w:id="8" w:name="_Toc16594"/>
       <w:r>
         <w:rPr>
           <w:rFonts w:ascii="Times New Roman" w:hAnsi="Times New Roman"/>
-          <w:color w:val="62B541"/>
+          <w:color w:val="0083C3"/>
           <w:sz w:val="32"/>
           <w14:shadow w14:blurRad="50800" w14:dist="38100" w14:dir="10800000" w14:sx="100000" w14:sy="100000" w14:kx="0" w14:ky="0" w14:algn="r">
             <w14:srgbClr w14:val="62B541">
@@ -3253,26 +3161,27 @@
         <w:rPr>
           <w:rFonts w:ascii="Times New Roman" w:hAnsi="Times New Roman" w:eastAsia="微软雅黑" w:cs="Times New Roman"/>
           <w:bCs/>
+          <w:color w:val="0083C3"/>
           <w:sz w:val="18"/>
           <w:szCs w:val="18"/>
           <w:shd w:val="clear" w:color="auto" w:fill="FFFFFF"/>
           <w:lang w:eastAsia="zh-CN"/>
         </w:rPr>
       </w:pPr>
-      <w:bookmarkStart w:id="9" w:name="_Toc20319_WPSOffice_Level1"/>
-      <w:bookmarkStart w:id="10" w:name="_Toc12685_WPSOffice_Level1"/>
-      <w:bookmarkStart w:id="11" w:name="_Toc17440_WPSOffice_Level1"/>
-      <w:bookmarkStart w:id="12" w:name="_Toc29285_WPSOffice_Level1"/>
-      <w:bookmarkStart w:id="13" w:name="_Toc21686_WPSOffice_Level1"/>
-      <w:bookmarkStart w:id="14" w:name="_Toc3049_WPSOffice_Level1"/>
-      <w:bookmarkStart w:id="15" w:name="_Toc28180_WPSOffice_Level1"/>
+      <w:bookmarkStart w:id="9" w:name="_Toc17440_WPSOffice_Level1"/>
+      <w:bookmarkStart w:id="10" w:name="_Toc29285_WPSOffice_Level1"/>
+      <w:bookmarkStart w:id="11" w:name="_Toc3049_WPSOffice_Level1"/>
+      <w:bookmarkStart w:id="12" w:name="_Toc28180_WPSOffice_Level1"/>
+      <w:bookmarkStart w:id="13" w:name="_Toc12685_WPSOffice_Level1"/>
+      <w:bookmarkStart w:id="14" w:name="_Toc21686_WPSOffice_Level1"/>
+      <w:bookmarkStart w:id="15" w:name="_Toc20319_WPSOffice_Level1"/>
       <w:bookmarkStart w:id="16" w:name="_Toc17938_WPSOffice_Level1"/>
       <w:r>
         <w:rPr>
           <w:rFonts w:ascii="Times New Roman" w:hAnsi="Times New Roman" w:eastAsia="微软雅黑" w:cs="Times New Roman"/>
           <w:b/>
           <w:bCs/>
-          <w:color w:val="2F6791"/>
+          <w:color w:val="0083C3"/>
           <w:sz w:val="24"/>
           <w:szCs w:val="24"/>
           <w:lang w:eastAsia="zh-CN"/>
@@ -3544,18 +3453,19 @@
           <w:rFonts w:hint="default" w:ascii="Times New Roman" w:hAnsi="Times New Roman" w:eastAsia="微软雅黑" w:cs="Times New Roman"/>
           <w:b/>
           <w:bCs/>
-          <w:color w:val="2F6791"/>
+          <w:color w:val="0083C3"/>
           <w:sz w:val="24"/>
           <w:szCs w:val="24"/>
           <w:lang w:val="en-US" w:eastAsia="zh-Hans"/>
         </w:rPr>
       </w:pPr>
+      <w:bookmarkStart w:id="17" w:name="_GoBack"/>
       <w:r>
         <w:rPr>
           <w:rFonts w:hint="eastAsia" w:ascii="Times New Roman" w:hAnsi="Times New Roman" w:eastAsia="微软雅黑" w:cs="Times New Roman"/>
           <w:b/>
           <w:bCs/>
-          <w:color w:val="2F6791"/>
+          <w:color w:val="0083C3"/>
           <w:sz w:val="24"/>
           <w:szCs w:val="24"/>
           <w:lang w:val="en-US" w:eastAsia="zh-Hans"/>
@@ -3563,6 +3473,7 @@
         <w:t>潜在用药信息提示</w:t>
       </w:r>
     </w:p>
+    <w:bookmarkEnd w:id="17"/>
     <w:p>
       <w:pPr>
         <w:keepNext w:val="0"/>
@@ -4287,7 +4198,7 @@
     <w:lsdException w:uiPriority="99" w:name="HTML Sample"/>
     <w:lsdException w:uiPriority="99" w:name="HTML Typewriter"/>
     <w:lsdException w:uiPriority="99" w:name="HTML Variable"/>
-    <w:lsdException w:uiPriority="99" w:name="Normal Table"/>
+    <w:lsdException w:qFormat="1" w:uiPriority="99" w:name="Normal Table"/>
     <w:lsdException w:uiPriority="99" w:name="annotation subject"/>
     <w:lsdException w:uiPriority="99" w:name="Table Simple 1"/>
     <w:lsdException w:uiPriority="99" w:name="Table Simple 2"/>
@@ -4484,6 +4395,7 @@
     <w:name w:val="Normal Table"/>
     <w:semiHidden/>
     <w:unhideWhenUsed/>
+    <w:qFormat/>
     <w:uiPriority w:val="99"/>
     <w:tblPr>
       <w:tblCellMar>
@@ -4932,9 +4844,7 @@
 
 <file path=customXml/item1.xml><?xml version="1.0" encoding="utf-8"?>
 <s:customData xmlns="http://www.wps.cn/officeDocument/2013/wpsCustomData" xmlns:s="http://www.wps.cn/officeDocument/2013/wpsCustomData">
-  <customSectProps>
-    <customSectPr/>
-  </customSectProps>
+  <customSectProps/>
   <customShpExts>
     <customShpInfo spid="_x0000_s1026" textRotate="1"/>
   </customShpExts>
